--- a/【MBPTS-UC34】Case1：危险品托运清单自动生成_BRD_0921 final.docx
+++ b/【MBPTS-UC34】Case1：危险品托运清单自动生成_BRD_0921 final.docx
@@ -1278,10 +1278,10 @@
               <v:path o:extrusionok="f" gradientshapeok="t" o:connecttype="rect"/>
               <o:lock v:ext="edit" aspectratio="t"/>
             </v:shapetype>
-            <v:shape id="_x0000_i1035" type="#_x0000_t75" style="width:57.9pt;height:40.65pt" o:ole="">
+            <v:shape id="_x0000_i1025" type="#_x0000_t75" style="width:57.7pt;height:40.45pt" o:ole="">
               <v:imagedata r:id="rId14" o:title=""/>
             </v:shape>
-            <o:OLEObject Type="Embed" ProgID="Excel.Sheet.12" ShapeID="_x0000_i1035" DrawAspect="Icon" ObjectID="_1851764435" r:id="rId15"/>
+            <o:OLEObject Type="Embed" ProgID="Excel.Sheet.12" ShapeID="_x0000_i1025" DrawAspect="Icon" ObjectID="_1854604195" r:id="rId15"/>
           </w:object>
         </w:r>
       </w:ins>
@@ -1291,10 +1291,10 @@
             <w:rFonts w:ascii="宋体" w:eastAsia="宋体" w:hAnsi="宋体" w:hint="eastAsia"/>
           </w:rPr>
           <w:object w:dxaOrig="1517" w:dyaOrig="1058" w14:anchorId="5F3B96E3">
-            <v:shape id="_x0000_i1036" type="#_x0000_t75" style="width:78.05pt;height:53.9pt" o:ole="">
+            <v:shape id="_x0000_i1026" type="#_x0000_t75" style="width:77.95pt;height:54.15pt" o:ole="">
               <v:imagedata r:id="rId16" o:title=""/>
             </v:shape>
-            <o:OLEObject Type="Embed" ProgID="Excel.Sheet.12" ShapeID="_x0000_i1036" DrawAspect="Icon" ObjectID="_1851764436" r:id="rId17"/>
+            <o:OLEObject Type="Embed" ProgID="Excel.Sheet.12" ShapeID="_x0000_i1026" DrawAspect="Icon" ObjectID="_1854604196" r:id="rId17"/>
           </w:object>
         </w:r>
       </w:ins>
@@ -4672,10 +4672,10 @@
             <w14:ligatures w14:val="none"/>
           </w:rPr>
           <w:object w:dxaOrig="1517" w:dyaOrig="1058" w14:anchorId="72A1F091">
-            <v:shape id="_x0000_i1027" type="#_x0000_t75" style="width:78.05pt;height:53.9pt" o:ole="">
+            <v:shape id="_x0000_i1027" type="#_x0000_t75" style="width:77.95pt;height:54.15pt" o:ole="">
               <v:imagedata r:id="rId24" o:title=""/>
             </v:shape>
-            <o:OLEObject Type="Embed" ProgID="Excel.Sheet.12" ShapeID="_x0000_i1027" DrawAspect="Icon" ObjectID="_1851764437" r:id="rId25"/>
+            <o:OLEObject Type="Embed" ProgID="Excel.Sheet.12" ShapeID="_x0000_i1027" DrawAspect="Icon" ObjectID="_1854604197" r:id="rId25"/>
           </w:object>
         </w:r>
       </w:ins>
@@ -4833,10 +4833,10 @@
             <w:rFonts w:hint="eastAsia"/>
           </w:rPr>
           <w:object w:dxaOrig="1127" w:dyaOrig="787" w14:anchorId="373A708F">
-            <v:shape id="_x0000_i1028" type="#_x0000_t75" style="width:57.9pt;height:40.65pt" o:ole="">
+            <v:shape id="_x0000_i1028" type="#_x0000_t75" style="width:57.7pt;height:40.45pt" o:ole="">
               <v:imagedata r:id="rId26" o:title=""/>
             </v:shape>
-            <o:OLEObject Type="Embed" ProgID="Excel.Sheet.12" ShapeID="_x0000_i1028" DrawAspect="Icon" ObjectID="_1851764438" r:id="rId27"/>
+            <o:OLEObject Type="Embed" ProgID="Excel.Sheet.12" ShapeID="_x0000_i1028" DrawAspect="Icon" ObjectID="_1854604198" r:id="rId27"/>
           </w:object>
         </w:r>
       </w:ins>
@@ -6847,6 +6847,7 @@
                 <w:szCs w:val="16"/>
                 <w14:ligatures w14:val="none"/>
               </w:rPr>
+              <w:lastRenderedPageBreak/>
               <w:t>Pre-alert creation date</w:t>
             </w:r>
           </w:p>
@@ -7156,7 +7157,6 @@
                 <w:szCs w:val="16"/>
                 <w14:ligatures w14:val="none"/>
               </w:rPr>
-              <w:lastRenderedPageBreak/>
               <w:t> </w:t>
             </w:r>
           </w:p>
@@ -10192,22 +10192,22 @@
           <w:rFonts w:ascii="宋体" w:eastAsia="宋体" w:hAnsi="宋体" w:hint="eastAsia"/>
           <w:highlight w:val="yellow"/>
         </w:rPr>
-        <w:t>的，且确认之后，均为不需要制作托运清单的情况，则此票不需要制作托运清单。请在“</w:t>
+        <w:t>的，且确认</w:t>
+      </w:r>
+      <w:r>
+        <w:rPr>
+          <w:rFonts w:ascii="宋体" w:eastAsia="宋体" w:hAnsi="宋体" w:hint="eastAsia"/>
+          <w:highlight w:val="yellow"/>
+        </w:rPr>
+        <w:lastRenderedPageBreak/>
+        <w:t>之后，均为不需要制作托运清单的情况，则此票不需要制作托运清单。请在“</w:t>
       </w:r>
       <w:r>
         <w:rPr>
           <w:rFonts w:ascii="宋体" w:eastAsia="宋体" w:hAnsi="宋体"/>
           <w:highlight w:val="yellow"/>
         </w:rPr>
-        <w:t>附表</w:t>
-      </w:r>
-      <w:r>
-        <w:rPr>
-          <w:rFonts w:ascii="宋体" w:eastAsia="宋体" w:hAnsi="宋体"/>
-          <w:highlight w:val="yellow"/>
-        </w:rPr>
-        <w:lastRenderedPageBreak/>
-        <w:t>5：运行结果</w:t>
+        <w:t>附表5：运行结果</w:t>
       </w:r>
       <w:r>
         <w:rPr>
@@ -11520,6 +11520,7 @@
         <w:rPr>
           <w:rFonts w:ascii="宋体" w:eastAsia="宋体" w:hAnsi="宋体" w:hint="eastAsia"/>
         </w:rPr>
+        <w:lastRenderedPageBreak/>
         <w:t>邮件正文</w:t>
       </w:r>
       <w:r>
@@ -11566,7 +11567,6 @@
           <w:szCs w:val="20"/>
           <w:highlight w:val="yellow"/>
         </w:rPr>
-        <w:lastRenderedPageBreak/>
         <w:t>Dears，</w:t>
       </w:r>
     </w:p>
@@ -12735,10 +12735,10 @@
             <w:szCs w:val="30"/>
           </w:rPr>
           <w:object w:dxaOrig="1517" w:dyaOrig="1058" w14:anchorId="06F70CA5">
-            <v:shape id="_x0000_i1029" type="#_x0000_t75" style="width:78.05pt;height:53.9pt" o:ole="">
+            <v:shape id="_x0000_i1029" type="#_x0000_t75" style="width:77.95pt;height:54.15pt" o:ole="">
               <v:imagedata r:id="rId39" o:title=""/>
             </v:shape>
-            <o:OLEObject Type="Embed" ProgID="Excel.Sheet.12" ShapeID="_x0000_i1029" DrawAspect="Icon" ObjectID="_1851764439" r:id="rId40"/>
+            <o:OLEObject Type="Embed" ProgID="Excel.Sheet.12" ShapeID="_x0000_i1029" DrawAspect="Icon" ObjectID="_1854604199" r:id="rId40"/>
           </w:object>
         </w:r>
       </w:ins>
@@ -12852,10 +12852,10 @@
             <w:szCs w:val="30"/>
           </w:rPr>
           <w:object w:dxaOrig="1517" w:dyaOrig="1058" w14:anchorId="67F76531">
-            <v:shape id="_x0000_i1039" type="#_x0000_t75" style="width:77.65pt;height:54.3pt" o:ole="">
+            <v:shape id="_x0000_i1030" type="#_x0000_t75" style="width:77.95pt;height:54.15pt" o:ole="">
               <v:imagedata r:id="rId42" o:title=""/>
             </v:shape>
-            <o:OLEObject Type="Embed" ProgID="Excel.Sheet.12" ShapeID="_x0000_i1039" DrawAspect="Icon" ObjectID="_1851764440" r:id="rId43"/>
+            <o:OLEObject Type="Embed" ProgID="Excel.Sheet.12" ShapeID="_x0000_i1030" DrawAspect="Icon" ObjectID="_1854604200" r:id="rId43"/>
           </w:object>
         </w:r>
       </w:ins>
@@ -12987,10 +12987,10 @@
             <w:szCs w:val="30"/>
           </w:rPr>
           <w:object w:dxaOrig="1517" w:dyaOrig="1058" w14:anchorId="2CEF4614">
-            <v:shape id="_x0000_i1031" type="#_x0000_t75" style="width:78.05pt;height:53.9pt" o:ole="">
+            <v:shape id="_x0000_i1031" type="#_x0000_t75" style="width:77.95pt;height:54.15pt" o:ole="">
               <v:imagedata r:id="rId44" o:title=""/>
             </v:shape>
-            <o:OLEObject Type="Embed" ProgID="Excel.Sheet.12" ShapeID="_x0000_i1031" DrawAspect="Icon" ObjectID="_1851764441" r:id="rId45"/>
+            <o:OLEObject Type="Embed" ProgID="Excel.Sheet.12" ShapeID="_x0000_i1031" DrawAspect="Icon" ObjectID="_1854604201" r:id="rId45"/>
           </w:object>
         </w:r>
       </w:ins>
@@ -13060,10 +13060,10 @@
             <w:szCs w:val="30"/>
           </w:rPr>
           <w:object w:dxaOrig="1517" w:dyaOrig="1058" w14:anchorId="75F0F1F2">
-            <v:shape id="_x0000_i1032" type="#_x0000_t75" style="width:78.05pt;height:53.9pt" o:ole="">
+            <v:shape id="_x0000_i1032" type="#_x0000_t75" style="width:77.95pt;height:54.15pt" o:ole="">
               <v:imagedata r:id="rId46" o:title=""/>
             </v:shape>
-            <o:OLEObject Type="Embed" ProgID="Excel.Sheet.12" ShapeID="_x0000_i1032" DrawAspect="Icon" ObjectID="_1851764442" r:id="rId47"/>
+            <o:OLEObject Type="Embed" ProgID="Excel.Sheet.12" ShapeID="_x0000_i1032" DrawAspect="Icon" ObjectID="_1854604202" r:id="rId47"/>
           </w:object>
         </w:r>
       </w:ins>
@@ -13177,6 +13177,7 @@
           <w:rPr>
             <w:rFonts w:ascii="宋体" w:eastAsia="宋体" w:hAnsi="宋体" w:hint="eastAsia"/>
           </w:rPr>
+          <w:lastRenderedPageBreak/>
           <w:t>（*注：系统运行涉及到的文件都会进行留存的</w:t>
         </w:r>
         <w:r>
@@ -13275,7 +13276,6 @@
         <w:rPr>
           <w:rFonts w:ascii="宋体" w:eastAsia="宋体" w:hAnsi="宋体" w:hint="eastAsia"/>
         </w:rPr>
-        <w:lastRenderedPageBreak/>
         <w:t>2. 每天的操作记录，按照</w:t>
       </w:r>
       <w:r>
@@ -17559,12 +17559,6 @@
 </file>
 
 <file path=customXml/item1.xml><?xml version="1.0" encoding="utf-8"?>
-<p:properties xmlns:p="http://schemas.microsoft.com/office/2006/metadata/properties" xmlns:xsi="http://www.w3.org/2001/XMLSchema-instance" xmlns:pc="http://schemas.microsoft.com/office/infopath/2007/PartnerControls">
-  <documentManagement/>
-</p:properties>
-</file>
-
-<file path=customXml/item2.xml><?xml version="1.0" encoding="utf-8"?>
 <ct:contentTypeSchema xmlns:ct="http://schemas.microsoft.com/office/2006/metadata/contentType" xmlns:ma="http://schemas.microsoft.com/office/2006/metadata/properties/metaAttributes" ct:_="" ma:_="" ma:contentTypeName="Document" ma:contentTypeID="0x010100696A0AD5B715F54C8C2B7B67E88808CA" ma:contentTypeVersion="0" ma:contentTypeDescription="Create a new document." ma:contentTypeScope="" ma:versionID="80ff6ae1a03ec0b666510e899c2d0b68">
   <xsd:schema xmlns:xsd="http://www.w3.org/2001/XMLSchema" xmlns:xs="http://www.w3.org/2001/XMLSchema" xmlns:p="http://schemas.microsoft.com/office/2006/metadata/properties" targetNamespace="http://schemas.microsoft.com/office/2006/metadata/properties" ma:root="true" ma:fieldsID="4b795196365d0a2ba85bf44c386000f7">
     <xsd:element name="properties">
@@ -17678,7 +17672,7 @@
 </ct:contentTypeSchema>
 </file>
 
-<file path=customXml/item3.xml><?xml version="1.0" encoding="utf-8"?>
+<file path=customXml/item2.xml><?xml version="1.0" encoding="utf-8"?>
 <?mso-contentType ?>
 <FormTemplates xmlns="http://schemas.microsoft.com/sharepoint/v3/contenttype/forms">
   <Display>DocumentLibraryForm</Display>
@@ -17687,16 +17681,13 @@
 </FormTemplates>
 </file>
 
-<file path=customXml/itemProps1.xml><?xml version="1.0" encoding="utf-8"?>
-<ds:datastoreItem xmlns:ds="http://schemas.openxmlformats.org/officeDocument/2006/customXml" ds:itemID="{E9AFFD91-B448-438A-8AE9-E94A5071AE88}">
-  <ds:schemaRefs>
-    <ds:schemaRef ds:uri="http://schemas.microsoft.com/office/2006/metadata/properties"/>
-    <ds:schemaRef ds:uri="http://schemas.microsoft.com/office/infopath/2007/PartnerControls"/>
-  </ds:schemaRefs>
-</ds:datastoreItem>
+<file path=customXml/item3.xml><?xml version="1.0" encoding="utf-8"?>
+<p:properties xmlns:p="http://schemas.microsoft.com/office/2006/metadata/properties" xmlns:xsi="http://www.w3.org/2001/XMLSchema-instance" xmlns:pc="http://schemas.microsoft.com/office/infopath/2007/PartnerControls">
+  <documentManagement/>
+</p:properties>
 </file>
 
-<file path=customXml/itemProps2.xml><?xml version="1.0" encoding="utf-8"?>
+<file path=customXml/itemProps1.xml><?xml version="1.0" encoding="utf-8"?>
 <ds:datastoreItem xmlns:ds="http://schemas.openxmlformats.org/officeDocument/2006/customXml" ds:itemID="{111F1593-DF5D-4306-ADA9-EE3C6F6F540B}">
   <ds:schemaRefs>
     <ds:schemaRef ds:uri="http://schemas.microsoft.com/office/2006/metadata/contentType"/>
@@ -17712,10 +17703,19 @@
 </ds:datastoreItem>
 </file>
 
-<file path=customXml/itemProps3.xml><?xml version="1.0" encoding="utf-8"?>
+<file path=customXml/itemProps2.xml><?xml version="1.0" encoding="utf-8"?>
 <ds:datastoreItem xmlns:ds="http://schemas.openxmlformats.org/officeDocument/2006/customXml" ds:itemID="{8997452F-C7CC-41EA-8288-C2A46EBC87C2}">
   <ds:schemaRefs>
     <ds:schemaRef ds:uri="http://schemas.microsoft.com/sharepoint/v3/contenttype/forms"/>
   </ds:schemaRefs>
 </ds:datastoreItem>
+</file>
+
+<file path=customXml/itemProps3.xml><?xml version="1.0" encoding="utf-8"?>
+<ds:datastoreItem xmlns:ds="http://schemas.openxmlformats.org/officeDocument/2006/customXml" ds:itemID="{E9AFFD91-B448-438A-8AE9-E94A5071AE88}">
+  <ds:schemaRefs>
+    <ds:schemaRef ds:uri="http://schemas.microsoft.com/office/2006/metadata/properties"/>
+    <ds:schemaRef ds:uri="http://schemas.microsoft.com/office/infopath/2007/PartnerControls"/>
+  </ds:schemaRefs>
+</ds:datastoreItem>
 </file>